--- a/Church/2026/2026_1010_MenloChurch.docx
+++ b/Church/2026/2026_1010_MenloChurch.docx
@@ -646,7 +646,7 @@
           <w:sz w:val="20"/>
           <w:szCs w:val="20"/>
         </w:rPr>
-        <w:t>0</w:t>
+        <w:t>3</w:t>
       </w:r>
       <w:r>
         <w:rPr>
@@ -662,7 +662,7 @@
           <w:sz w:val="20"/>
           <w:szCs w:val="20"/>
         </w:rPr>
-        <w:t>0</w:t>
+        <w:t>9</w:t>
       </w:r>
       <w:r>
         <w:rPr>
@@ -824,7 +824,7 @@
           <w:sz w:val="20"/>
           <w:szCs w:val="20"/>
         </w:rPr>
-        <w:t>1</w:t>
+        <w:t>4</w:t>
       </w:r>
       <w:r>
         <w:rPr>
@@ -840,7 +840,7 @@
           <w:sz w:val="20"/>
           <w:szCs w:val="20"/>
         </w:rPr>
-        <w:t>30</w:t>
+        <w:t>43</w:t>
       </w:r>
       <w:r>
         <w:rPr>
@@ -859,6 +859,98 @@
           <w:szCs w:val="20"/>
         </w:rPr>
       </w:pPr>
+      <w:r>
+        <w:rPr>
+          <w:rFonts w:cstheme="minorHAnsi"/>
+          <w:sz w:val="20"/>
+          <w:szCs w:val="20"/>
+        </w:rPr>
+        <w:drawing>
+          <wp:inline distT="0" distB="0" distL="0" distR="0" wp14:anchorId="4C87B119" wp14:editId="33A6C37C">
+            <wp:extent cx="2333625" cy="1809556"/>
+            <wp:effectExtent l="0" t="0" r="0" b="635"/>
+            <wp:docPr id="1714101939" name="Picture 1"/>
+            <wp:cNvGraphicFramePr>
+              <a:graphicFrameLocks xmlns:a="http://schemas.openxmlformats.org/drawingml/2006/main" noChangeAspect="1"/>
+            </wp:cNvGraphicFramePr>
+            <a:graphic xmlns:a="http://schemas.openxmlformats.org/drawingml/2006/main">
+              <a:graphicData uri="http://schemas.openxmlformats.org/drawingml/2006/picture">
+                <pic:pic xmlns:pic="http://schemas.openxmlformats.org/drawingml/2006/picture">
+                  <pic:nvPicPr>
+                    <pic:cNvPr id="1714101939" name=""/>
+                    <pic:cNvPicPr/>
+                  </pic:nvPicPr>
+                  <pic:blipFill>
+                    <a:blip r:embed="rId17"/>
+                    <a:stretch>
+                      <a:fillRect/>
+                    </a:stretch>
+                  </pic:blipFill>
+                  <pic:spPr>
+                    <a:xfrm>
+                      <a:off x="0" y="0"/>
+                      <a:ext cx="2340869" cy="1815173"/>
+                    </a:xfrm>
+                    <a:prstGeom prst="rect">
+                      <a:avLst/>
+                    </a:prstGeom>
+                  </pic:spPr>
+                </pic:pic>
+              </a:graphicData>
+            </a:graphic>
+          </wp:inline>
+        </w:drawing>
+      </w:r>
+      <w:r>
+        <w:rPr>
+          <w:rFonts w:cstheme="minorHAnsi"/>
+          <w:sz w:val="20"/>
+          <w:szCs w:val="20"/>
+        </w:rPr>
+        <w:t xml:space="preserve">  </w:t>
+      </w:r>
+      <w:r>
+        <w:rPr>
+          <w:rFonts w:cstheme="minorHAnsi"/>
+          <w:sz w:val="20"/>
+          <w:szCs w:val="20"/>
+        </w:rPr>
+        <w:drawing>
+          <wp:inline distT="0" distB="0" distL="0" distR="0" wp14:anchorId="7763D76C" wp14:editId="648CC90E">
+            <wp:extent cx="3067050" cy="1782231"/>
+            <wp:effectExtent l="0" t="0" r="0" b="8890"/>
+            <wp:docPr id="1434671351" name="Picture 1"/>
+            <wp:cNvGraphicFramePr>
+              <a:graphicFrameLocks xmlns:a="http://schemas.openxmlformats.org/drawingml/2006/main" noChangeAspect="1"/>
+            </wp:cNvGraphicFramePr>
+            <a:graphic xmlns:a="http://schemas.openxmlformats.org/drawingml/2006/main">
+              <a:graphicData uri="http://schemas.openxmlformats.org/drawingml/2006/picture">
+                <pic:pic xmlns:pic="http://schemas.openxmlformats.org/drawingml/2006/picture">
+                  <pic:nvPicPr>
+                    <pic:cNvPr id="1434671351" name=""/>
+                    <pic:cNvPicPr/>
+                  </pic:nvPicPr>
+                  <pic:blipFill>
+                    <a:blip r:embed="rId18"/>
+                    <a:stretch>
+                      <a:fillRect/>
+                    </a:stretch>
+                  </pic:blipFill>
+                  <pic:spPr>
+                    <a:xfrm>
+                      <a:off x="0" y="0"/>
+                      <a:ext cx="3083008" cy="1791504"/>
+                    </a:xfrm>
+                    <a:prstGeom prst="rect">
+                      <a:avLst/>
+                    </a:prstGeom>
+                  </pic:spPr>
+                </pic:pic>
+              </a:graphicData>
+            </a:graphic>
+          </wp:inline>
+        </w:drawing>
+      </w:r>
     </w:p>
     <w:p>
       <w:pPr>
@@ -913,6 +1005,39 @@
           <w:szCs w:val="20"/>
         </w:rPr>
       </w:pPr>
+      <w:r>
+        <w:rPr>
+          <w:rFonts w:cstheme="minorHAnsi"/>
+          <w:sz w:val="20"/>
+          <w:szCs w:val="20"/>
+        </w:rPr>
+        <w:lastRenderedPageBreak/>
+        <w:t>7</w:t>
+      </w:r>
+      <w:r>
+        <w:rPr>
+          <w:rFonts w:cstheme="minorHAnsi"/>
+          <w:sz w:val="20"/>
+          <w:szCs w:val="20"/>
+        </w:rPr>
+        <w:t>:</w:t>
+      </w:r>
+      <w:r>
+        <w:rPr>
+          <w:rFonts w:cstheme="minorHAnsi"/>
+          <w:sz w:val="20"/>
+          <w:szCs w:val="20"/>
+        </w:rPr>
+        <w:t>20</w:t>
+      </w:r>
+      <w:r>
+        <w:rPr>
+          <w:rFonts w:cstheme="minorHAnsi"/>
+          <w:sz w:val="20"/>
+          <w:szCs w:val="20"/>
+        </w:rPr>
+        <w:t>/36:58</w:t>
+      </w:r>
     </w:p>
     <w:p>
       <w:pPr>
@@ -922,6 +1047,98 @@
           <w:szCs w:val="20"/>
         </w:rPr>
       </w:pPr>
+      <w:r>
+        <w:rPr>
+          <w:rFonts w:cstheme="minorHAnsi"/>
+          <w:sz w:val="20"/>
+          <w:szCs w:val="20"/>
+        </w:rPr>
+        <w:drawing>
+          <wp:inline distT="0" distB="0" distL="0" distR="0" wp14:anchorId="5576627F" wp14:editId="4C1D0249">
+            <wp:extent cx="3071923" cy="1800161"/>
+            <wp:effectExtent l="0" t="0" r="0" b="0"/>
+            <wp:docPr id="1254549225" name="Picture 1"/>
+            <wp:cNvGraphicFramePr>
+              <a:graphicFrameLocks xmlns:a="http://schemas.openxmlformats.org/drawingml/2006/main" noChangeAspect="1"/>
+            </wp:cNvGraphicFramePr>
+            <a:graphic xmlns:a="http://schemas.openxmlformats.org/drawingml/2006/main">
+              <a:graphicData uri="http://schemas.openxmlformats.org/drawingml/2006/picture">
+                <pic:pic xmlns:pic="http://schemas.openxmlformats.org/drawingml/2006/picture">
+                  <pic:nvPicPr>
+                    <pic:cNvPr id="1254549225" name=""/>
+                    <pic:cNvPicPr/>
+                  </pic:nvPicPr>
+                  <pic:blipFill>
+                    <a:blip r:embed="rId19"/>
+                    <a:stretch>
+                      <a:fillRect/>
+                    </a:stretch>
+                  </pic:blipFill>
+                  <pic:spPr>
+                    <a:xfrm>
+                      <a:off x="0" y="0"/>
+                      <a:ext cx="3096388" cy="1814498"/>
+                    </a:xfrm>
+                    <a:prstGeom prst="rect">
+                      <a:avLst/>
+                    </a:prstGeom>
+                  </pic:spPr>
+                </pic:pic>
+              </a:graphicData>
+            </a:graphic>
+          </wp:inline>
+        </w:drawing>
+      </w:r>
+      <w:r>
+        <w:rPr>
+          <w:rFonts w:cstheme="minorHAnsi"/>
+          <w:sz w:val="20"/>
+          <w:szCs w:val="20"/>
+        </w:rPr>
+        <w:t xml:space="preserve">  </w:t>
+      </w:r>
+      <w:r>
+        <w:rPr>
+          <w:rFonts w:cstheme="minorHAnsi"/>
+          <w:sz w:val="20"/>
+          <w:szCs w:val="20"/>
+        </w:rPr>
+        <w:drawing>
+          <wp:inline distT="0" distB="0" distL="0" distR="0" wp14:anchorId="79ACA65F" wp14:editId="3910A02D">
+            <wp:extent cx="2323600" cy="1902075"/>
+            <wp:effectExtent l="0" t="0" r="635" b="3175"/>
+            <wp:docPr id="584701227" name="Picture 1"/>
+            <wp:cNvGraphicFramePr>
+              <a:graphicFrameLocks xmlns:a="http://schemas.openxmlformats.org/drawingml/2006/main" noChangeAspect="1"/>
+            </wp:cNvGraphicFramePr>
+            <a:graphic xmlns:a="http://schemas.openxmlformats.org/drawingml/2006/main">
+              <a:graphicData uri="http://schemas.openxmlformats.org/drawingml/2006/picture">
+                <pic:pic xmlns:pic="http://schemas.openxmlformats.org/drawingml/2006/picture">
+                  <pic:nvPicPr>
+                    <pic:cNvPr id="584701227" name=""/>
+                    <pic:cNvPicPr/>
+                  </pic:nvPicPr>
+                  <pic:blipFill>
+                    <a:blip r:embed="rId20"/>
+                    <a:stretch>
+                      <a:fillRect/>
+                    </a:stretch>
+                  </pic:blipFill>
+                  <pic:spPr>
+                    <a:xfrm>
+                      <a:off x="0" y="0"/>
+                      <a:ext cx="2355642" cy="1928304"/>
+                    </a:xfrm>
+                    <a:prstGeom prst="rect">
+                      <a:avLst/>
+                    </a:prstGeom>
+                  </pic:spPr>
+                </pic:pic>
+              </a:graphicData>
+            </a:graphic>
+          </wp:inline>
+        </w:drawing>
+      </w:r>
     </w:p>
     <w:p>
       <w:pPr>
@@ -940,6 +1157,38 @@
           <w:szCs w:val="20"/>
         </w:rPr>
       </w:pPr>
+      <w:r>
+        <w:rPr>
+          <w:rFonts w:cstheme="minorHAnsi"/>
+          <w:sz w:val="20"/>
+          <w:szCs w:val="20"/>
+        </w:rPr>
+        <w:t>7</w:t>
+      </w:r>
+      <w:r>
+        <w:rPr>
+          <w:rFonts w:cstheme="minorHAnsi"/>
+          <w:sz w:val="20"/>
+          <w:szCs w:val="20"/>
+        </w:rPr>
+        <w:t>:</w:t>
+      </w:r>
+      <w:r>
+        <w:rPr>
+          <w:rFonts w:cstheme="minorHAnsi"/>
+          <w:sz w:val="20"/>
+          <w:szCs w:val="20"/>
+        </w:rPr>
+        <w:t>53</w:t>
+      </w:r>
+      <w:r>
+        <w:rPr>
+          <w:rFonts w:cstheme="minorHAnsi"/>
+          <w:sz w:val="20"/>
+          <w:szCs w:val="20"/>
+        </w:rPr>
+        <w:t>/36:58</w:t>
+      </w:r>
     </w:p>
     <w:p>
       <w:pPr>
@@ -949,6 +1198,48 @@
           <w:szCs w:val="20"/>
         </w:rPr>
       </w:pPr>
+      <w:r>
+        <w:rPr>
+          <w:rFonts w:cstheme="minorHAnsi"/>
+          <w:sz w:val="20"/>
+          <w:szCs w:val="20"/>
+        </w:rPr>
+        <w:drawing>
+          <wp:inline distT="0" distB="0" distL="0" distR="0" wp14:anchorId="0D200C8D" wp14:editId="056B683C">
+            <wp:extent cx="2905125" cy="2595703"/>
+            <wp:effectExtent l="0" t="0" r="0" b="0"/>
+            <wp:docPr id="194213081" name="Picture 1"/>
+            <wp:cNvGraphicFramePr>
+              <a:graphicFrameLocks xmlns:a="http://schemas.openxmlformats.org/drawingml/2006/main" noChangeAspect="1"/>
+            </wp:cNvGraphicFramePr>
+            <a:graphic xmlns:a="http://schemas.openxmlformats.org/drawingml/2006/main">
+              <a:graphicData uri="http://schemas.openxmlformats.org/drawingml/2006/picture">
+                <pic:pic xmlns:pic="http://schemas.openxmlformats.org/drawingml/2006/picture">
+                  <pic:nvPicPr>
+                    <pic:cNvPr id="194213081" name=""/>
+                    <pic:cNvPicPr/>
+                  </pic:nvPicPr>
+                  <pic:blipFill>
+                    <a:blip r:embed="rId21"/>
+                    <a:stretch>
+                      <a:fillRect/>
+                    </a:stretch>
+                  </pic:blipFill>
+                  <pic:spPr>
+                    <a:xfrm>
+                      <a:off x="0" y="0"/>
+                      <a:ext cx="2911980" cy="2601828"/>
+                    </a:xfrm>
+                    <a:prstGeom prst="rect">
+                      <a:avLst/>
+                    </a:prstGeom>
+                  </pic:spPr>
+                </pic:pic>
+              </a:graphicData>
+            </a:graphic>
+          </wp:inline>
+        </w:drawing>
+      </w:r>
     </w:p>
     <w:p>
       <w:pPr>
@@ -967,6 +1258,38 @@
           <w:szCs w:val="20"/>
         </w:rPr>
       </w:pPr>
+      <w:r>
+        <w:rPr>
+          <w:rFonts w:cstheme="minorHAnsi"/>
+          <w:sz w:val="20"/>
+          <w:szCs w:val="20"/>
+        </w:rPr>
+        <w:t>8</w:t>
+      </w:r>
+      <w:r>
+        <w:rPr>
+          <w:rFonts w:cstheme="minorHAnsi"/>
+          <w:sz w:val="20"/>
+          <w:szCs w:val="20"/>
+        </w:rPr>
+        <w:t>:</w:t>
+      </w:r>
+      <w:r>
+        <w:rPr>
+          <w:rFonts w:cstheme="minorHAnsi"/>
+          <w:sz w:val="20"/>
+          <w:szCs w:val="20"/>
+        </w:rPr>
+        <w:t>23</w:t>
+      </w:r>
+      <w:r>
+        <w:rPr>
+          <w:rFonts w:cstheme="minorHAnsi"/>
+          <w:sz w:val="20"/>
+          <w:szCs w:val="20"/>
+        </w:rPr>
+        <w:t>/36:58</w:t>
+      </w:r>
     </w:p>
     <w:p>
       <w:pPr>
@@ -976,6 +1299,48 @@
           <w:szCs w:val="20"/>
         </w:rPr>
       </w:pPr>
+      <w:r>
+        <w:rPr>
+          <w:rFonts w:cstheme="minorHAnsi"/>
+          <w:sz w:val="20"/>
+          <w:szCs w:val="20"/>
+        </w:rPr>
+        <w:drawing>
+          <wp:inline distT="0" distB="0" distL="0" distR="0" wp14:anchorId="354F1F2C" wp14:editId="6E923EB3">
+            <wp:extent cx="3154647" cy="2695575"/>
+            <wp:effectExtent l="0" t="0" r="8255" b="0"/>
+            <wp:docPr id="496696169" name="Picture 1"/>
+            <wp:cNvGraphicFramePr>
+              <a:graphicFrameLocks xmlns:a="http://schemas.openxmlformats.org/drawingml/2006/main" noChangeAspect="1"/>
+            </wp:cNvGraphicFramePr>
+            <a:graphic xmlns:a="http://schemas.openxmlformats.org/drawingml/2006/main">
+              <a:graphicData uri="http://schemas.openxmlformats.org/drawingml/2006/picture">
+                <pic:pic xmlns:pic="http://schemas.openxmlformats.org/drawingml/2006/picture">
+                  <pic:nvPicPr>
+                    <pic:cNvPr id="496696169" name=""/>
+                    <pic:cNvPicPr/>
+                  </pic:nvPicPr>
+                  <pic:blipFill>
+                    <a:blip r:embed="rId22"/>
+                    <a:stretch>
+                      <a:fillRect/>
+                    </a:stretch>
+                  </pic:blipFill>
+                  <pic:spPr>
+                    <a:xfrm>
+                      <a:off x="0" y="0"/>
+                      <a:ext cx="3157617" cy="2698112"/>
+                    </a:xfrm>
+                    <a:prstGeom prst="rect">
+                      <a:avLst/>
+                    </a:prstGeom>
+                  </pic:spPr>
+                </pic:pic>
+              </a:graphicData>
+            </a:graphic>
+          </wp:inline>
+        </w:drawing>
+      </w:r>
     </w:p>
     <w:p>
       <w:pPr>
@@ -994,6 +1359,39 @@
           <w:szCs w:val="20"/>
         </w:rPr>
       </w:pPr>
+      <w:r>
+        <w:rPr>
+          <w:rFonts w:cstheme="minorHAnsi"/>
+          <w:sz w:val="20"/>
+          <w:szCs w:val="20"/>
+        </w:rPr>
+        <w:lastRenderedPageBreak/>
+        <w:t>8</w:t>
+      </w:r>
+      <w:r>
+        <w:rPr>
+          <w:rFonts w:cstheme="minorHAnsi"/>
+          <w:sz w:val="20"/>
+          <w:szCs w:val="20"/>
+        </w:rPr>
+        <w:t>:</w:t>
+      </w:r>
+      <w:r>
+        <w:rPr>
+          <w:rFonts w:cstheme="minorHAnsi"/>
+          <w:sz w:val="20"/>
+          <w:szCs w:val="20"/>
+        </w:rPr>
+        <w:t>51</w:t>
+      </w:r>
+      <w:r>
+        <w:rPr>
+          <w:rFonts w:cstheme="minorHAnsi"/>
+          <w:sz w:val="20"/>
+          <w:szCs w:val="20"/>
+        </w:rPr>
+        <w:t>/36:58</w:t>
+      </w:r>
     </w:p>
     <w:p>
       <w:pPr>
@@ -1003,6 +1401,100 @@
           <w:szCs w:val="20"/>
         </w:rPr>
       </w:pPr>
+      <w:r>
+        <w:rPr>
+          <w:rFonts w:cstheme="minorHAnsi"/>
+          <w:noProof/>
+          <w:sz w:val="20"/>
+          <w:szCs w:val="20"/>
+        </w:rPr>
+        <w:drawing>
+          <wp:inline distT="0" distB="0" distL="0" distR="0" wp14:anchorId="691EF0DA" wp14:editId="630ADBC5">
+            <wp:extent cx="525145" cy="648709"/>
+            <wp:effectExtent l="0" t="0" r="8255" b="0"/>
+            <wp:docPr id="2017658982" name="Picture 1"/>
+            <wp:cNvGraphicFramePr>
+              <a:graphicFrameLocks xmlns:a="http://schemas.openxmlformats.org/drawingml/2006/main" noChangeAspect="1"/>
+            </wp:cNvGraphicFramePr>
+            <a:graphic xmlns:a="http://schemas.openxmlformats.org/drawingml/2006/main">
+              <a:graphicData uri="http://schemas.openxmlformats.org/drawingml/2006/picture">
+                <pic:pic xmlns:pic="http://schemas.openxmlformats.org/drawingml/2006/picture">
+                  <pic:nvPicPr>
+                    <pic:cNvPr id="1432833218" name=""/>
+                    <pic:cNvPicPr/>
+                  </pic:nvPicPr>
+                  <pic:blipFill>
+                    <a:blip r:embed="rId15"/>
+                    <a:stretch>
+                      <a:fillRect/>
+                    </a:stretch>
+                  </pic:blipFill>
+                  <pic:spPr>
+                    <a:xfrm>
+                      <a:off x="0" y="0"/>
+                      <a:ext cx="527355" cy="651439"/>
+                    </a:xfrm>
+                    <a:prstGeom prst="rect">
+                      <a:avLst/>
+                    </a:prstGeom>
+                  </pic:spPr>
+                </pic:pic>
+              </a:graphicData>
+            </a:graphic>
+          </wp:inline>
+        </w:drawing>
+      </w:r>
+      <w:r>
+        <w:rPr>
+          <w:rFonts w:cstheme="minorHAnsi"/>
+          <w:sz w:val="20"/>
+          <w:szCs w:val="20"/>
+        </w:rPr>
+        <w:t xml:space="preserve">  </w:t>
+      </w:r>
+      <w:r>
+        <w:rPr>
+          <w:rFonts w:cstheme="minorHAnsi"/>
+          <w:noProof/>
+          <w:sz w:val="20"/>
+          <w:szCs w:val="20"/>
+        </w:rPr>
+        <w:drawing>
+          <wp:inline distT="0" distB="0" distL="0" distR="0" wp14:anchorId="329E0915" wp14:editId="73CF2F69">
+            <wp:extent cx="2228850" cy="676341"/>
+            <wp:effectExtent l="0" t="0" r="0" b="9525"/>
+            <wp:docPr id="1788844294" name="Picture 1"/>
+            <wp:cNvGraphicFramePr>
+              <a:graphicFrameLocks xmlns:a="http://schemas.openxmlformats.org/drawingml/2006/main" noChangeAspect="1"/>
+            </wp:cNvGraphicFramePr>
+            <a:graphic xmlns:a="http://schemas.openxmlformats.org/drawingml/2006/main">
+              <a:graphicData uri="http://schemas.openxmlformats.org/drawingml/2006/picture">
+                <pic:pic xmlns:pic="http://schemas.openxmlformats.org/drawingml/2006/picture">
+                  <pic:nvPicPr>
+                    <pic:cNvPr id="782197689" name=""/>
+                    <pic:cNvPicPr/>
+                  </pic:nvPicPr>
+                  <pic:blipFill>
+                    <a:blip r:embed="rId16"/>
+                    <a:stretch>
+                      <a:fillRect/>
+                    </a:stretch>
+                  </pic:blipFill>
+                  <pic:spPr>
+                    <a:xfrm>
+                      <a:off x="0" y="0"/>
+                      <a:ext cx="2235076" cy="678230"/>
+                    </a:xfrm>
+                    <a:prstGeom prst="rect">
+                      <a:avLst/>
+                    </a:prstGeom>
+                  </pic:spPr>
+                </pic:pic>
+              </a:graphicData>
+            </a:graphic>
+          </wp:inline>
+        </w:drawing>
+      </w:r>
     </w:p>
     <w:p>
       <w:pPr>
@@ -1012,6 +1504,14 @@
           <w:szCs w:val="20"/>
         </w:rPr>
       </w:pPr>
+      <w:r>
+        <w:rPr>
+          <w:rFonts w:cstheme="minorHAnsi"/>
+          <w:sz w:val="20"/>
+          <w:szCs w:val="20"/>
+        </w:rPr>
+        <w:t>Phil EuBank, Lead Pastor</w:t>
+      </w:r>
     </w:p>
     <w:p>
       <w:pPr>
@@ -1021,6 +1521,14 @@
           <w:szCs w:val="20"/>
         </w:rPr>
       </w:pPr>
+      <w:r>
+        <w:rPr>
+          <w:rFonts w:cstheme="minorHAnsi"/>
+          <w:sz w:val="20"/>
+          <w:szCs w:val="20"/>
+        </w:rPr>
+        <w:t>Pray: Thanks God show the truth for people around the world</w:t>
+      </w:r>
     </w:p>
     <w:p>
       <w:pPr>
@@ -1039,6 +1547,14 @@
           <w:szCs w:val="20"/>
         </w:rPr>
       </w:pPr>
+      <w:r>
+        <w:rPr>
+          <w:rFonts w:cstheme="minorHAnsi"/>
+          <w:sz w:val="20"/>
+          <w:szCs w:val="20"/>
+        </w:rPr>
+        <w:t>Everybody in our life forecast the future.</w:t>
+      </w:r>
     </w:p>
     <w:p>
       <w:pPr>
@@ -1048,6 +1564,14 @@
           <w:szCs w:val="20"/>
         </w:rPr>
       </w:pPr>
+      <w:r>
+        <w:rPr>
+          <w:rFonts w:cstheme="minorHAnsi"/>
+          <w:sz w:val="20"/>
+          <w:szCs w:val="20"/>
+        </w:rPr>
+        <w:t>The old Israelites did a lot of forecast a lot.</w:t>
+      </w:r>
     </w:p>
     <w:p>
       <w:pPr>
@@ -1066,6 +1590,46 @@
           <w:szCs w:val="20"/>
         </w:rPr>
       </w:pPr>
+      <w:r>
+        <w:rPr>
+          <w:rFonts w:cstheme="minorHAnsi"/>
+          <w:sz w:val="20"/>
+          <w:szCs w:val="20"/>
+        </w:rPr>
+        <w:t>14</w:t>
+      </w:r>
+      <w:r>
+        <w:rPr>
+          <w:rFonts w:cstheme="minorHAnsi"/>
+          <w:sz w:val="20"/>
+          <w:szCs w:val="20"/>
+        </w:rPr>
+        <w:t>:</w:t>
+      </w:r>
+      <w:r>
+        <w:rPr>
+          <w:rFonts w:cstheme="minorHAnsi"/>
+          <w:sz w:val="20"/>
+          <w:szCs w:val="20"/>
+        </w:rPr>
+        <w:t>5</w:t>
+      </w:r>
+      <w:r>
+        <w:rPr>
+          <w:rFonts w:cstheme="minorHAnsi"/>
+          <w:sz w:val="20"/>
+          <w:szCs w:val="20"/>
+        </w:rPr>
+        <w:t>2</w:t>
+      </w:r>
+      <w:r>
+        <w:rPr>
+          <w:rFonts w:cstheme="minorHAnsi"/>
+          <w:sz w:val="20"/>
+          <w:szCs w:val="20"/>
+        </w:rPr>
+        <w:t>/36:58</w:t>
+      </w:r>
     </w:p>
     <w:p>
       <w:pPr>
@@ -1081,7 +1645,41 @@
           <w:sz w:val="20"/>
           <w:szCs w:val="20"/>
         </w:rPr>
-        <w:t>************</w:t>
+        <w:drawing>
+          <wp:inline distT="0" distB="0" distL="0" distR="0" wp14:anchorId="4E65DF85" wp14:editId="4277B10D">
+            <wp:extent cx="5943600" cy="882015"/>
+            <wp:effectExtent l="0" t="0" r="0" b="0"/>
+            <wp:docPr id="1028055737" name="Picture 1"/>
+            <wp:cNvGraphicFramePr>
+              <a:graphicFrameLocks xmlns:a="http://schemas.openxmlformats.org/drawingml/2006/main" noChangeAspect="1"/>
+            </wp:cNvGraphicFramePr>
+            <a:graphic xmlns:a="http://schemas.openxmlformats.org/drawingml/2006/main">
+              <a:graphicData uri="http://schemas.openxmlformats.org/drawingml/2006/picture">
+                <pic:pic xmlns:pic="http://schemas.openxmlformats.org/drawingml/2006/picture">
+                  <pic:nvPicPr>
+                    <pic:cNvPr id="1028055737" name=""/>
+                    <pic:cNvPicPr/>
+                  </pic:nvPicPr>
+                  <pic:blipFill>
+                    <a:blip r:embed="rId23"/>
+                    <a:stretch>
+                      <a:fillRect/>
+                    </a:stretch>
+                  </pic:blipFill>
+                  <pic:spPr>
+                    <a:xfrm>
+                      <a:off x="0" y="0"/>
+                      <a:ext cx="5943600" cy="882015"/>
+                    </a:xfrm>
+                    <a:prstGeom prst="rect">
+                      <a:avLst/>
+                    </a:prstGeom>
+                  </pic:spPr>
+                </pic:pic>
+              </a:graphicData>
+            </a:graphic>
+          </wp:inline>
+        </w:drawing>
       </w:r>
     </w:p>
     <w:p>
@@ -1098,7 +1696,7 @@
           <w:sz w:val="20"/>
           <w:szCs w:val="20"/>
         </w:rPr>
-        <w:t>************</w:t>
+        <w:t>Stay faithful when the fruit doesn’t fit for your forecast.</w:t>
       </w:r>
     </w:p>
     <w:p>
@@ -1109,57 +1707,828 @@
           <w:szCs w:val="20"/>
         </w:rPr>
       </w:pPr>
-      <w:r>
-        <w:rPr>
-          <w:rFonts w:cstheme="minorHAnsi"/>
-          <w:sz w:val="20"/>
-          <w:szCs w:val="20"/>
-        </w:rPr>
-        <w:t>10</w:t>
-      </w:r>
-      <w:r>
-        <w:rPr>
-          <w:rFonts w:cstheme="minorHAnsi"/>
-          <w:sz w:val="20"/>
-          <w:szCs w:val="20"/>
-        </w:rPr>
-        <w:t>/</w:t>
-      </w:r>
-      <w:r>
-        <w:rPr>
-          <w:rFonts w:cstheme="minorHAnsi"/>
-          <w:sz w:val="20"/>
-          <w:szCs w:val="20"/>
-        </w:rPr>
-        <w:t>03</w:t>
-      </w:r>
-      <w:r>
-        <w:rPr>
-          <w:rFonts w:cstheme="minorHAnsi"/>
-          <w:sz w:val="20"/>
-          <w:szCs w:val="20"/>
-        </w:rPr>
-        <w:t>/2026, Menlo Church Worship (Summary of last week, 09/2</w:t>
-      </w:r>
-      <w:r>
-        <w:rPr>
-          <w:rFonts w:cstheme="minorHAnsi"/>
-          <w:sz w:val="20"/>
-          <w:szCs w:val="20"/>
-        </w:rPr>
-        <w:t>7</w:t>
-      </w:r>
-      <w:r>
-        <w:rPr>
-          <w:rFonts w:cstheme="minorHAnsi"/>
-          <w:sz w:val="20"/>
-          <w:szCs w:val="20"/>
-        </w:rPr>
-        <w:t>/2026)</w:t>
-      </w:r>
     </w:p>
     <w:p>
-      <w:hyperlink r:id="rId17" w:history="1">
+      <w:pPr>
+        <w:rPr>
+          <w:rFonts w:cstheme="minorHAnsi"/>
+          <w:sz w:val="20"/>
+          <w:szCs w:val="20"/>
+        </w:rPr>
+      </w:pPr>
+      <w:r>
+        <w:rPr>
+          <w:rFonts w:cstheme="minorHAnsi"/>
+          <w:sz w:val="20"/>
+          <w:szCs w:val="20"/>
+        </w:rPr>
+        <w:t>1</w:t>
+      </w:r>
+      <w:r>
+        <w:rPr>
+          <w:rFonts w:cstheme="minorHAnsi"/>
+          <w:sz w:val="20"/>
+          <w:szCs w:val="20"/>
+        </w:rPr>
+        <w:t>5</w:t>
+      </w:r>
+      <w:r>
+        <w:rPr>
+          <w:rFonts w:cstheme="minorHAnsi"/>
+          <w:sz w:val="20"/>
+          <w:szCs w:val="20"/>
+        </w:rPr>
+        <w:t>:</w:t>
+      </w:r>
+      <w:r>
+        <w:rPr>
+          <w:rFonts w:cstheme="minorHAnsi"/>
+          <w:sz w:val="20"/>
+          <w:szCs w:val="20"/>
+        </w:rPr>
+        <w:t>04</w:t>
+      </w:r>
+      <w:r>
+        <w:rPr>
+          <w:rFonts w:cstheme="minorHAnsi"/>
+          <w:sz w:val="20"/>
+          <w:szCs w:val="20"/>
+        </w:rPr>
+        <w:t>/36:58</w:t>
+      </w:r>
+    </w:p>
+    <w:p>
+      <w:pPr>
+        <w:rPr>
+          <w:rFonts w:cstheme="minorHAnsi"/>
+          <w:sz w:val="20"/>
+          <w:szCs w:val="20"/>
+        </w:rPr>
+      </w:pPr>
+      <w:r>
+        <w:rPr>
+          <w:rFonts w:cstheme="minorHAnsi"/>
+          <w:sz w:val="20"/>
+          <w:szCs w:val="20"/>
+        </w:rPr>
+        <w:drawing>
+          <wp:inline distT="0" distB="0" distL="0" distR="0" wp14:anchorId="5E7766D7" wp14:editId="25B13B98">
+            <wp:extent cx="3124636" cy="1152686"/>
+            <wp:effectExtent l="0" t="0" r="0" b="9525"/>
+            <wp:docPr id="672629250" name="Picture 1"/>
+            <wp:cNvGraphicFramePr>
+              <a:graphicFrameLocks xmlns:a="http://schemas.openxmlformats.org/drawingml/2006/main" noChangeAspect="1"/>
+            </wp:cNvGraphicFramePr>
+            <a:graphic xmlns:a="http://schemas.openxmlformats.org/drawingml/2006/main">
+              <a:graphicData uri="http://schemas.openxmlformats.org/drawingml/2006/picture">
+                <pic:pic xmlns:pic="http://schemas.openxmlformats.org/drawingml/2006/picture">
+                  <pic:nvPicPr>
+                    <pic:cNvPr id="672629250" name=""/>
+                    <pic:cNvPicPr/>
+                  </pic:nvPicPr>
+                  <pic:blipFill>
+                    <a:blip r:embed="rId24"/>
+                    <a:stretch>
+                      <a:fillRect/>
+                    </a:stretch>
+                  </pic:blipFill>
+                  <pic:spPr>
+                    <a:xfrm>
+                      <a:off x="0" y="0"/>
+                      <a:ext cx="3124636" cy="1152686"/>
+                    </a:xfrm>
+                    <a:prstGeom prst="rect">
+                      <a:avLst/>
+                    </a:prstGeom>
+                  </pic:spPr>
+                </pic:pic>
+              </a:graphicData>
+            </a:graphic>
+          </wp:inline>
+        </w:drawing>
+      </w:r>
+    </w:p>
+    <w:p>
+      <w:pPr>
+        <w:rPr>
+          <w:rFonts w:cstheme="minorHAnsi"/>
+          <w:sz w:val="20"/>
+          <w:szCs w:val="20"/>
+        </w:rPr>
+      </w:pPr>
+      <w:r>
+        <w:rPr>
+          <w:rFonts w:cstheme="minorHAnsi"/>
+          <w:sz w:val="20"/>
+          <w:szCs w:val="20"/>
+        </w:rPr>
+        <w:t xml:space="preserve">Nostalgia = </w:t>
+      </w:r>
+      <w:proofErr w:type="spellStart"/>
+      <w:r>
+        <w:rPr>
+          <w:rFonts w:cstheme="minorHAnsi"/>
+          <w:sz w:val="20"/>
+          <w:szCs w:val="20"/>
+        </w:rPr>
+        <w:t>懷舊</w:t>
+      </w:r>
+      <w:proofErr w:type="spellEnd"/>
+      <w:r>
+        <w:rPr>
+          <w:rFonts w:cstheme="minorHAnsi"/>
+          <w:sz w:val="20"/>
+          <w:szCs w:val="20"/>
+        </w:rPr>
+        <w:t xml:space="preserve"> (</w:t>
+      </w:r>
+      <w:proofErr w:type="spellStart"/>
+      <w:r>
+        <w:rPr>
+          <w:rFonts w:cstheme="minorHAnsi"/>
+          <w:sz w:val="20"/>
+          <w:szCs w:val="20"/>
+        </w:rPr>
+        <w:t>huái</w:t>
+      </w:r>
+      <w:proofErr w:type="spellEnd"/>
+      <w:r>
+        <w:rPr>
+          <w:rFonts w:cstheme="minorHAnsi"/>
+          <w:sz w:val="20"/>
+          <w:szCs w:val="20"/>
+        </w:rPr>
+        <w:t xml:space="preserve"> </w:t>
+      </w:r>
+      <w:proofErr w:type="spellStart"/>
+      <w:r>
+        <w:rPr>
+          <w:rFonts w:cstheme="minorHAnsi"/>
+          <w:sz w:val="20"/>
+          <w:szCs w:val="20"/>
+        </w:rPr>
+        <w:t>jiù</w:t>
+      </w:r>
+      <w:proofErr w:type="spellEnd"/>
+      <w:r>
+        <w:rPr>
+          <w:rFonts w:cstheme="minorHAnsi"/>
+          <w:sz w:val="20"/>
+          <w:szCs w:val="20"/>
+        </w:rPr>
+        <w:t xml:space="preserve">) — </w:t>
+      </w:r>
+      <w:proofErr w:type="spellStart"/>
+      <w:r>
+        <w:rPr>
+          <w:rFonts w:cstheme="minorHAnsi"/>
+          <w:sz w:val="20"/>
+          <w:szCs w:val="20"/>
+        </w:rPr>
+        <w:t>對過去美好時光的思念、眷戀</w:t>
+      </w:r>
+      <w:proofErr w:type="spellEnd"/>
+      <w:r>
+        <w:rPr>
+          <w:rFonts w:cstheme="minorHAnsi"/>
+          <w:sz w:val="20"/>
+          <w:szCs w:val="20"/>
+        </w:rPr>
+        <w:t>。</w:t>
+      </w:r>
+    </w:p>
+    <w:p>
+      <w:pPr>
+        <w:rPr>
+          <w:rFonts w:cstheme="minorHAnsi"/>
+          <w:sz w:val="20"/>
+          <w:szCs w:val="20"/>
+        </w:rPr>
+      </w:pPr>
+      <w:proofErr w:type="spellStart"/>
+      <w:r>
+        <w:rPr>
+          <w:rFonts w:cstheme="minorHAnsi"/>
+          <w:sz w:val="20"/>
+          <w:szCs w:val="20"/>
+        </w:rPr>
+        <w:t>和「鄉愁」不同：鄉愁是想念家鄉，懷舊是想念過去</w:t>
+      </w:r>
+      <w:proofErr w:type="spellEnd"/>
+    </w:p>
+    <w:p>
+      <w:pPr>
+        <w:rPr>
+          <w:rFonts w:cstheme="minorHAnsi"/>
+          <w:sz w:val="20"/>
+          <w:szCs w:val="20"/>
+        </w:rPr>
+      </w:pPr>
+    </w:p>
+    <w:p>
+      <w:pPr>
+        <w:rPr>
+          <w:rFonts w:cstheme="minorHAnsi"/>
+          <w:sz w:val="20"/>
+          <w:szCs w:val="20"/>
+        </w:rPr>
+      </w:pPr>
+      <w:r>
+        <w:rPr>
+          <w:rFonts w:cstheme="minorHAnsi"/>
+          <w:sz w:val="20"/>
+          <w:szCs w:val="20"/>
+        </w:rPr>
+        <w:t>15</w:t>
+      </w:r>
+      <w:r>
+        <w:rPr>
+          <w:rFonts w:cstheme="minorHAnsi"/>
+          <w:sz w:val="20"/>
+          <w:szCs w:val="20"/>
+        </w:rPr>
+        <w:t>:</w:t>
+      </w:r>
+      <w:r>
+        <w:rPr>
+          <w:rFonts w:cstheme="minorHAnsi"/>
+          <w:sz w:val="20"/>
+          <w:szCs w:val="20"/>
+        </w:rPr>
+        <w:t>2</w:t>
+      </w:r>
+      <w:r>
+        <w:rPr>
+          <w:rFonts w:cstheme="minorHAnsi"/>
+          <w:sz w:val="20"/>
+          <w:szCs w:val="20"/>
+        </w:rPr>
+        <w:t>4/36:58</w:t>
+      </w:r>
+    </w:p>
+    <w:p>
+      <w:pPr>
+        <w:rPr>
+          <w:rFonts w:cstheme="minorHAnsi"/>
+          <w:sz w:val="20"/>
+          <w:szCs w:val="20"/>
+        </w:rPr>
+      </w:pPr>
+      <w:r>
+        <w:rPr>
+          <w:rFonts w:cstheme="minorHAnsi"/>
+          <w:sz w:val="20"/>
+          <w:szCs w:val="20"/>
+        </w:rPr>
+        <w:drawing>
+          <wp:inline distT="0" distB="0" distL="0" distR="0" wp14:anchorId="4498BD66" wp14:editId="2C284FA0">
+            <wp:extent cx="1819275" cy="2140915"/>
+            <wp:effectExtent l="0" t="0" r="0" b="0"/>
+            <wp:docPr id="1446513777" name="Picture 1"/>
+            <wp:cNvGraphicFramePr>
+              <a:graphicFrameLocks xmlns:a="http://schemas.openxmlformats.org/drawingml/2006/main" noChangeAspect="1"/>
+            </wp:cNvGraphicFramePr>
+            <a:graphic xmlns:a="http://schemas.openxmlformats.org/drawingml/2006/main">
+              <a:graphicData uri="http://schemas.openxmlformats.org/drawingml/2006/picture">
+                <pic:pic xmlns:pic="http://schemas.openxmlformats.org/drawingml/2006/picture">
+                  <pic:nvPicPr>
+                    <pic:cNvPr id="1446513777" name=""/>
+                    <pic:cNvPicPr/>
+                  </pic:nvPicPr>
+                  <pic:blipFill>
+                    <a:blip r:embed="rId25"/>
+                    <a:stretch>
+                      <a:fillRect/>
+                    </a:stretch>
+                  </pic:blipFill>
+                  <pic:spPr>
+                    <a:xfrm>
+                      <a:off x="0" y="0"/>
+                      <a:ext cx="1823664" cy="2146080"/>
+                    </a:xfrm>
+                    <a:prstGeom prst="rect">
+                      <a:avLst/>
+                    </a:prstGeom>
+                  </pic:spPr>
+                </pic:pic>
+              </a:graphicData>
+            </a:graphic>
+          </wp:inline>
+        </w:drawing>
+      </w:r>
+      <w:r>
+        <w:rPr>
+          <w:rFonts w:cstheme="minorHAnsi"/>
+          <w:sz w:val="20"/>
+          <w:szCs w:val="20"/>
+        </w:rPr>
+        <w:t xml:space="preserve">  </w:t>
+      </w:r>
+      <w:r>
+        <w:rPr>
+          <w:rFonts w:cstheme="minorHAnsi"/>
+          <w:sz w:val="20"/>
+          <w:szCs w:val="20"/>
+        </w:rPr>
+        <w:drawing>
+          <wp:inline distT="0" distB="0" distL="0" distR="0" wp14:anchorId="46BEFC74" wp14:editId="0F64C349">
+            <wp:extent cx="1643741" cy="2138680"/>
+            <wp:effectExtent l="0" t="0" r="0" b="0"/>
+            <wp:docPr id="1668568489" name="Picture 1"/>
+            <wp:cNvGraphicFramePr>
+              <a:graphicFrameLocks xmlns:a="http://schemas.openxmlformats.org/drawingml/2006/main" noChangeAspect="1"/>
+            </wp:cNvGraphicFramePr>
+            <a:graphic xmlns:a="http://schemas.openxmlformats.org/drawingml/2006/main">
+              <a:graphicData uri="http://schemas.openxmlformats.org/drawingml/2006/picture">
+                <pic:pic xmlns:pic="http://schemas.openxmlformats.org/drawingml/2006/picture">
+                  <pic:nvPicPr>
+                    <pic:cNvPr id="1668568489" name=""/>
+                    <pic:cNvPicPr/>
+                  </pic:nvPicPr>
+                  <pic:blipFill>
+                    <a:blip r:embed="rId26"/>
+                    <a:stretch>
+                      <a:fillRect/>
+                    </a:stretch>
+                  </pic:blipFill>
+                  <pic:spPr>
+                    <a:xfrm>
+                      <a:off x="0" y="0"/>
+                      <a:ext cx="1654707" cy="2152948"/>
+                    </a:xfrm>
+                    <a:prstGeom prst="rect">
+                      <a:avLst/>
+                    </a:prstGeom>
+                  </pic:spPr>
+                </pic:pic>
+              </a:graphicData>
+            </a:graphic>
+          </wp:inline>
+        </w:drawing>
+      </w:r>
+    </w:p>
+    <w:p>
+      <w:pPr>
+        <w:tabs>
+          <w:tab w:val="left" w:pos="3975"/>
+        </w:tabs>
+        <w:rPr>
+          <w:rFonts w:cstheme="minorHAnsi"/>
+          <w:sz w:val="20"/>
+          <w:szCs w:val="20"/>
+        </w:rPr>
+      </w:pPr>
+      <w:r>
+        <w:rPr>
+          <w:rFonts w:cstheme="minorHAnsi"/>
+          <w:sz w:val="20"/>
+          <w:szCs w:val="20"/>
+        </w:rPr>
+        <w:t>In the seventh month, on the twenty-first day of the month, the word of the Lord came by the hand of Haggai the prophet: "Speak now to Zerubbabel the son of Shealtiel, governor of Judah,</w:t>
+      </w:r>
+      <w:r>
+        <w:rPr>
+          <w:rFonts w:cstheme="minorHAnsi"/>
+          <w:sz w:val="20"/>
+          <w:szCs w:val="20"/>
+        </w:rPr>
+        <w:t xml:space="preserve"> </w:t>
+      </w:r>
+      <w:r>
+        <w:rPr>
+          <w:rFonts w:cstheme="minorHAnsi"/>
+          <w:sz w:val="20"/>
+          <w:szCs w:val="20"/>
+        </w:rPr>
+        <w:t>and to Joshua the son of Jehozadak, the high priest, and to all the remnant of the people, and say, 'Who is left among you who saw this house in its former glory? How do you see it now? Is it not as nothing in your eyes?'</w:t>
+      </w:r>
+    </w:p>
+    <w:p>
+      <w:pPr>
+        <w:tabs>
+          <w:tab w:val="left" w:pos="3975"/>
+        </w:tabs>
+        <w:rPr>
+          <w:rFonts w:cstheme="minorHAnsi"/>
+          <w:sz w:val="20"/>
+          <w:szCs w:val="20"/>
+        </w:rPr>
+      </w:pPr>
+      <w:r>
+        <w:rPr>
+          <w:rFonts w:cstheme="minorHAnsi"/>
+          <w:sz w:val="20"/>
+          <w:szCs w:val="20"/>
+        </w:rPr>
+        <w:t>Haggai 2:1-3</w:t>
+      </w:r>
+    </w:p>
+    <w:p>
+      <w:pPr>
+        <w:tabs>
+          <w:tab w:val="left" w:pos="3975"/>
+        </w:tabs>
+        <w:rPr>
+          <w:rFonts w:cstheme="minorHAnsi"/>
+          <w:sz w:val="20"/>
+          <w:szCs w:val="20"/>
+        </w:rPr>
+      </w:pPr>
+    </w:p>
+    <w:p>
+      <w:pPr>
+        <w:tabs>
+          <w:tab w:val="left" w:pos="3975"/>
+        </w:tabs>
+        <w:rPr>
+          <w:rFonts w:cstheme="minorHAnsi"/>
+          <w:sz w:val="20"/>
+          <w:szCs w:val="20"/>
+        </w:rPr>
+      </w:pPr>
+      <w:r>
+        <w:rPr>
+          <w:rFonts w:cstheme="minorHAnsi"/>
+          <w:sz w:val="20"/>
+          <w:szCs w:val="20"/>
+        </w:rPr>
+        <w:lastRenderedPageBreak/>
+        <w:t>The connection is this:</w:t>
+      </w:r>
+    </w:p>
+    <w:p>
+      <w:pPr>
+        <w:tabs>
+          <w:tab w:val="left" w:pos="3975"/>
+        </w:tabs>
+        <w:rPr>
+          <w:rFonts w:cstheme="minorHAnsi"/>
+          <w:sz w:val="20"/>
+          <w:szCs w:val="20"/>
+        </w:rPr>
+      </w:pPr>
+      <w:r>
+        <w:rPr>
+          <w:rFonts w:cstheme="minorHAnsi"/>
+          <w:sz w:val="20"/>
+          <w:szCs w:val="20"/>
+        </w:rPr>
+        <w:t>The people in Haggai had a forecast — the temple should look glorious like Solomon's. The fruit didn't fit: it looked like nothing. Nostalgia made them want to quit.</w:t>
+      </w:r>
+    </w:p>
+    <w:p>
+      <w:pPr>
+        <w:tabs>
+          <w:tab w:val="left" w:pos="3975"/>
+        </w:tabs>
+        <w:rPr>
+          <w:rFonts w:cstheme="minorHAnsi"/>
+          <w:sz w:val="20"/>
+          <w:szCs w:val="20"/>
+        </w:rPr>
+      </w:pPr>
+      <w:r>
+        <w:rPr>
+          <w:rFonts w:cstheme="minorHAnsi"/>
+          <w:sz w:val="20"/>
+          <w:szCs w:val="20"/>
+        </w:rPr>
+        <w:t>The sermon takes that moment and applies it to us: when your life doesn't match your forecast, nostalgia says "give up, the best days are gone." God says "stay faithful — I'm writing the next chapter."</w:t>
+      </w:r>
+    </w:p>
+    <w:p>
+      <w:pPr>
+        <w:tabs>
+          <w:tab w:val="left" w:pos="3975"/>
+        </w:tabs>
+        <w:rPr>
+          <w:rFonts w:cstheme="minorHAnsi"/>
+          <w:sz w:val="20"/>
+          <w:szCs w:val="20"/>
+        </w:rPr>
+      </w:pPr>
+      <w:r>
+        <w:rPr>
+          <w:rFonts w:cstheme="minorHAnsi"/>
+          <w:sz w:val="20"/>
+          <w:szCs w:val="20"/>
+        </w:rPr>
+        <w:t>Haggai 2:1-3 is the example. "Stay faithful when the fruit doesn't fit your forecast" is the lesson.</w:t>
+      </w:r>
+    </w:p>
+    <w:p>
+      <w:pPr>
+        <w:tabs>
+          <w:tab w:val="left" w:pos="3975"/>
+        </w:tabs>
+        <w:rPr>
+          <w:rFonts w:cstheme="minorHAnsi"/>
+          <w:sz w:val="20"/>
+          <w:szCs w:val="20"/>
+        </w:rPr>
+      </w:pPr>
+    </w:p>
+    <w:p>
+      <w:pPr>
+        <w:tabs>
+          <w:tab w:val="left" w:pos="3975"/>
+        </w:tabs>
+        <w:rPr>
+          <w:rFonts w:cstheme="minorHAnsi"/>
+          <w:sz w:val="20"/>
+          <w:szCs w:val="20"/>
+        </w:rPr>
+      </w:pPr>
+      <w:r>
+        <w:rPr>
+          <w:rFonts w:cstheme="minorHAnsi"/>
+          <w:sz w:val="20"/>
+          <w:szCs w:val="20"/>
+        </w:rPr>
+        <w:t>18:33</w:t>
+      </w:r>
+      <w:r>
+        <w:rPr>
+          <w:rFonts w:cstheme="minorHAnsi"/>
+          <w:sz w:val="20"/>
+          <w:szCs w:val="20"/>
+        </w:rPr>
+        <w:t>/36:58</w:t>
+      </w:r>
+    </w:p>
+    <w:p>
+      <w:pPr>
+        <w:tabs>
+          <w:tab w:val="left" w:pos="3975"/>
+        </w:tabs>
+        <w:rPr>
+          <w:rFonts w:cstheme="minorHAnsi"/>
+          <w:sz w:val="20"/>
+          <w:szCs w:val="20"/>
+        </w:rPr>
+      </w:pPr>
+      <w:r>
+        <w:rPr>
+          <w:rFonts w:cstheme="minorHAnsi"/>
+          <w:sz w:val="20"/>
+          <w:szCs w:val="20"/>
+        </w:rPr>
+        <w:t>Don't let the memory of past glory kill your hope for the future. The rebuilt temple looked like nothing compared to Solomon's — but God said He is with them, and the glory to come will be greater than before.</w:t>
+      </w:r>
+    </w:p>
+    <w:p>
+      <w:pPr>
+        <w:tabs>
+          <w:tab w:val="left" w:pos="3975"/>
+        </w:tabs>
+        <w:rPr>
+          <w:rFonts w:cstheme="minorHAnsi"/>
+          <w:sz w:val="20"/>
+          <w:szCs w:val="20"/>
+        </w:rPr>
+      </w:pPr>
+      <w:r>
+        <w:rPr>
+          <w:rFonts w:cstheme="minorHAnsi"/>
+          <w:sz w:val="20"/>
+          <w:szCs w:val="20"/>
+        </w:rPr>
+        <w:t>Nostalgia says "it will never be as good as it was." God says "watch what I will do next."</w:t>
+      </w:r>
+    </w:p>
+    <w:p>
+      <w:pPr>
+        <w:tabs>
+          <w:tab w:val="left" w:pos="3975"/>
+        </w:tabs>
+        <w:rPr>
+          <w:rFonts w:cstheme="minorHAnsi"/>
+          <w:sz w:val="20"/>
+          <w:szCs w:val="20"/>
+        </w:rPr>
+      </w:pPr>
+    </w:p>
+    <w:p>
+      <w:pPr>
+        <w:tabs>
+          <w:tab w:val="left" w:pos="3975"/>
+        </w:tabs>
+        <w:rPr>
+          <w:rFonts w:cstheme="minorHAnsi"/>
+          <w:sz w:val="20"/>
+          <w:szCs w:val="20"/>
+        </w:rPr>
+      </w:pPr>
+      <w:r>
+        <w:rPr>
+          <w:rFonts w:cstheme="minorHAnsi"/>
+          <w:sz w:val="20"/>
+          <w:szCs w:val="20"/>
+        </w:rPr>
+        <w:t>Main Idea</w:t>
+      </w:r>
+    </w:p>
+    <w:p>
+      <w:pPr>
+        <w:tabs>
+          <w:tab w:val="left" w:pos="3975"/>
+        </w:tabs>
+        <w:rPr>
+          <w:rFonts w:cstheme="minorHAnsi"/>
+          <w:sz w:val="20"/>
+          <w:szCs w:val="20"/>
+        </w:rPr>
+      </w:pPr>
+      <w:r>
+        <w:rPr>
+          <w:rFonts w:cstheme="minorHAnsi"/>
+          <w:sz w:val="20"/>
+          <w:szCs w:val="20"/>
+        </w:rPr>
+        <w:t>The people were discouraged because the new temple looked like nothing next to the old one. God's answer: don't measure today by yesterday — be strong, keep building, for I am with you, and the future glory will surpass the past.</w:t>
+      </w:r>
+    </w:p>
+    <w:p>
+      <w:pPr>
+        <w:rPr>
+          <w:rFonts w:cstheme="minorHAnsi"/>
+          <w:sz w:val="20"/>
+          <w:szCs w:val="20"/>
+        </w:rPr>
+      </w:pPr>
+    </w:p>
+    <w:p>
+      <w:pPr>
+        <w:rPr>
+          <w:rFonts w:cstheme="minorHAnsi"/>
+          <w:sz w:val="20"/>
+          <w:szCs w:val="20"/>
+        </w:rPr>
+      </w:pPr>
+      <w:r>
+        <w:rPr>
+          <w:rFonts w:cstheme="minorHAnsi"/>
+          <w:sz w:val="20"/>
+          <w:szCs w:val="20"/>
+        </w:rPr>
+        <w:t>In one sentence:</w:t>
+      </w:r>
+    </w:p>
+    <w:p>
+      <w:pPr>
+        <w:rPr>
+          <w:rFonts w:cstheme="minorHAnsi"/>
+          <w:sz w:val="20"/>
+          <w:szCs w:val="20"/>
+        </w:rPr>
+      </w:pPr>
+      <w:r>
+        <w:rPr>
+          <w:rFonts w:cstheme="minorHAnsi"/>
+          <w:sz w:val="20"/>
+          <w:szCs w:val="20"/>
+        </w:rPr>
+        <w:t>When today looks small compared to the past, God says: be strong and keep building, for I am with you.</w:t>
+      </w:r>
+    </w:p>
+    <w:p>
+      <w:pPr>
+        <w:rPr>
+          <w:rFonts w:cstheme="minorHAnsi"/>
+          <w:sz w:val="20"/>
+          <w:szCs w:val="20"/>
+        </w:rPr>
+      </w:pPr>
+    </w:p>
+    <w:p>
+      <w:pPr>
+        <w:rPr>
+          <w:rFonts w:cstheme="minorHAnsi"/>
+          <w:sz w:val="20"/>
+          <w:szCs w:val="20"/>
+        </w:rPr>
+      </w:pPr>
+    </w:p>
+    <w:p>
+      <w:pPr>
+        <w:rPr>
+          <w:rFonts w:cstheme="minorHAnsi"/>
+          <w:sz w:val="20"/>
+          <w:szCs w:val="20"/>
+        </w:rPr>
+      </w:pPr>
+    </w:p>
+    <w:p>
+      <w:pPr>
+        <w:rPr>
+          <w:rFonts w:cstheme="minorHAnsi"/>
+          <w:sz w:val="20"/>
+          <w:szCs w:val="20"/>
+        </w:rPr>
+      </w:pPr>
+    </w:p>
+    <w:p>
+      <w:pPr>
+        <w:rPr>
+          <w:rFonts w:cstheme="minorHAnsi"/>
+          <w:sz w:val="20"/>
+          <w:szCs w:val="20"/>
+        </w:rPr>
+      </w:pPr>
+    </w:p>
+    <w:p>
+      <w:pPr>
+        <w:rPr>
+          <w:rFonts w:cstheme="minorHAnsi"/>
+          <w:sz w:val="20"/>
+          <w:szCs w:val="20"/>
+        </w:rPr>
+      </w:pPr>
+      <w:r>
+        <w:rPr>
+          <w:rFonts w:cstheme="minorHAnsi"/>
+          <w:sz w:val="20"/>
+          <w:szCs w:val="20"/>
+        </w:rPr>
+        <w:t>************</w:t>
+      </w:r>
+    </w:p>
+    <w:p>
+      <w:pPr>
+        <w:rPr>
+          <w:rFonts w:cstheme="minorHAnsi"/>
+          <w:sz w:val="20"/>
+          <w:szCs w:val="20"/>
+        </w:rPr>
+      </w:pPr>
+      <w:r>
+        <w:rPr>
+          <w:rFonts w:cstheme="minorHAnsi"/>
+          <w:sz w:val="20"/>
+          <w:szCs w:val="20"/>
+        </w:rPr>
+        <w:t>************</w:t>
+      </w:r>
+    </w:p>
+    <w:p>
+      <w:pPr>
+        <w:rPr>
+          <w:rFonts w:cstheme="minorHAnsi"/>
+          <w:sz w:val="20"/>
+          <w:szCs w:val="20"/>
+        </w:rPr>
+      </w:pPr>
+      <w:r>
+        <w:rPr>
+          <w:rFonts w:cstheme="minorHAnsi"/>
+          <w:sz w:val="20"/>
+          <w:szCs w:val="20"/>
+        </w:rPr>
+        <w:t>10</w:t>
+      </w:r>
+      <w:r>
+        <w:rPr>
+          <w:rFonts w:cstheme="minorHAnsi"/>
+          <w:sz w:val="20"/>
+          <w:szCs w:val="20"/>
+        </w:rPr>
+        <w:t>/</w:t>
+      </w:r>
+      <w:r>
+        <w:rPr>
+          <w:rFonts w:cstheme="minorHAnsi"/>
+          <w:sz w:val="20"/>
+          <w:szCs w:val="20"/>
+        </w:rPr>
+        <w:t>03</w:t>
+      </w:r>
+      <w:r>
+        <w:rPr>
+          <w:rFonts w:cstheme="minorHAnsi"/>
+          <w:sz w:val="20"/>
+          <w:szCs w:val="20"/>
+        </w:rPr>
+        <w:t>/2026, Menlo Church Worship (Summary of last week, 09/2</w:t>
+      </w:r>
+      <w:r>
+        <w:rPr>
+          <w:rFonts w:cstheme="minorHAnsi"/>
+          <w:sz w:val="20"/>
+          <w:szCs w:val="20"/>
+        </w:rPr>
+        <w:t>7</w:t>
+      </w:r>
+      <w:r>
+        <w:rPr>
+          <w:rFonts w:cstheme="minorHAnsi"/>
+          <w:sz w:val="20"/>
+          <w:szCs w:val="20"/>
+        </w:rPr>
+        <w:t>/2026)</w:t>
+      </w:r>
+    </w:p>
+    <w:p>
+      <w:hyperlink r:id="rId27" w:history="1">
         <w:r>
           <w:rPr>
             <w:rStyle w:val="Hyperlink"/>
@@ -1176,7 +2545,7 @@
           <w:szCs w:val="20"/>
         </w:rPr>
       </w:pPr>
-      <w:hyperlink r:id="rId18" w:history="1">
+      <w:hyperlink r:id="rId28" w:history="1">
         <w:r>
           <w:rPr>
             <w:rStyle w:val="Hyperlink"/>
@@ -1247,7 +2616,7 @@
       </w:pPr>
     </w:p>
     <w:sectPr>
-      <w:footerReference w:type="default" r:id="rId19"/>
+      <w:footerReference w:type="default" r:id="rId29"/>
       <w:pgSz w:w="12240" w:h="15840"/>
       <w:pgMar w:top="1440" w:right="1440" w:bottom="1530" w:left="1440" w:header="0" w:footer="720" w:gutter="0"/>
       <w:cols w:space="720"/>
@@ -12426,6 +13795,19 @@
       <w:iCs/>
     </w:rPr>
   </w:style>
+  <w:style w:type="paragraph" w:styleId="NormalWeb">
+    <w:name w:val="Normal (Web)"/>
+    <w:basedOn w:val="Normal"/>
+    <w:uiPriority w:val="99"/>
+    <w:semiHidden/>
+    <w:unhideWhenUsed/>
+    <w:rsid w:val="00AD2AE6"/>
+    <w:rPr>
+      <w:rFonts w:ascii="Times New Roman" w:hAnsi="Times New Roman" w:cs="Times New Roman"/>
+      <w:sz w:val="24"/>
+      <w:szCs w:val="24"/>
+    </w:rPr>
+  </w:style>
 </w:styles>
 </file>
 
